--- a/example_articles/setting/Urban/6.setting_Urban_Other_publisher.docx
+++ b/example_articles/setting/Urban/6.setting_Urban_Other_publisher.docx
@@ -27,17 +27,17 @@
     </w:p>
     <w:p>
       <w:r>
-        <w:t>Source File: Other publishers/Files (500) (28).DOCX</w:t>
+        <w:t>Source file: Other publishers/Files (500) (28).DOCX</w:t>
       </w:r>
     </w:p>
     <w:p>
       <w:r>
-        <w:t>Raw locations result: ['Pennsylvania']</w:t>
+        <w:t>Raw locations result, 'locations': ['Pennsylvania']</w:t>
       </w:r>
     </w:p>
     <w:p>
       <w:r>
-        <w:t>setting_stand_flat (Standardized): Urban</w:t>
+        <w:t>Standardized locations result, 'setting_stand_flat': Urban</w:t>
       </w:r>
     </w:p>
     <w:p>

--- a/example_articles/setting/Urban/6.setting_Urban_Other_publisher.docx
+++ b/example_articles/setting/Urban/6.setting_Urban_Other_publisher.docx
@@ -7,7 +7,9 @@
         <w:pStyle w:val="Heading1"/>
       </w:pPr>
       <w:r>
-        <w:t>Campuses catch spirit of activism</w:t>
+        <w:t>How budget wars playing at home;</w:t>
+        <w:br/>
+        <w:t>In St. Louis, a revolt brewing</w:t>
       </w:r>
     </w:p>
     <w:p>
@@ -17,22 +19,22 @@
     </w:p>
     <w:p>
       <w:r>
-        <w:t>Date: 1990-05-10</w:t>
+        <w:t>Date: 1990-09-13</w:t>
       </w:r>
     </w:p>
     <w:p>
       <w:r>
-        <w:t>Section: LIFE; Pg. 1D; Cover Story</w:t>
+        <w:t>Section: NEWS; Pg. 8A</w:t>
       </w:r>
     </w:p>
     <w:p>
       <w:r>
-        <w:t>Source file: Other publishers/Files (500) (28).DOCX</w:t>
+        <w:t>Source file: Other publishers/Files (500) (16).DOCX</w:t>
       </w:r>
     </w:p>
     <w:p>
       <w:r>
-        <w:t>Raw locations result, 'locations': ['Pennsylvania']</w:t>
+        <w:t>Raw locations result, 'locations': ['Missouri']</w:t>
       </w:r>
     </w:p>
     <w:p>
@@ -49,71 +51,39 @@
     </w:p>
     <w:p>
       <w:r>
-        <w:t>For Dan Kiss, college means more than sparring with professors.</w:t>
+        <w:t>Beer drinkers living in the shadow of the Anheuser-Busch brewery are taking a stand over their six-packs.</w:t>
         <w:br/>
-        <w:t>At a recent rally denouncing tuition hikes, the Oberlin (Ohio) College junior jumped on a cop he says had a chokehold on his friend. Now, in addition to final exams, the 21-year-old is facing a court date.</w:t>
+        <w:t>''It's not like they're taxing milk or bread, but beer is sort of like the poor man's psychiatrist,'' says Don Jefferson, 52, a truck driver.</w:t>
         <w:br/>
-        <w:t>Across the nation, students like Kiss are turning words into actions - sit- ins at Temple University, street blockades at Hunter College and arrests at the University of Wisconsin-Madison - that recall the tumult of the '60s.</w:t>
+        <w:t>''A poor man can't afford a $ 100-an-hour shrink, but he can afford a $ 3.60 six pack - at least he can for now.''</w:t>
         <w:br/>
-        <w:t>''For me, (activism) is about being taken seriously when you say, 'Stick up for what's right,' '' says Kiss. ''It's when you carry through that people get uncomfortable.''</w:t>
+        <w:t>In this working-class neighborhood on the city's south side, proposed increases in the federal excise tax on beer are a sign that politicians appear to have lost touch with the common man.</w:t>
         <w:br/>
-        <w:t>Beyond making speeches, they're changing policies.</w:t>
+        <w:t>''Why don't they tax diamonds and furs and foreign stuff?'' asks construction worker George Bertanelli, 42.  ''If you can afford that kind of thing, paying more taxes isn't going to bother you.''</w:t>
         <w:br/>
-        <w:t>This week, the students of tiny Mills College in Oakland, Calif., shut down the 700-student women's college. When the board of trustees voted last week to bow to financial concerns and admit men, activists jammed the school's phone lines and blockaded administration buildings. Support, largely from other college student groups, poured in through the campus newspaper's fax machine.</w:t>
+        <w:t>In fact, taxes on luxury items are being considered as part of deficit reduction.</w:t>
         <w:br/>
-        <w:t>More importantly, on Wednesday, after alumnae and faculty sided with students, board president F. Warren Hellman agreed to reconsider his support of the proposal.</w:t>
+        <w:t>As for beer, taxes could double or more, from the current 16 cents a six- pack.</w:t>
         <w:br/>
-        <w:t>''The faculty has made things easier by being on our side'' and postponing many classes, says Mary Lane, 19, a Mills sophomore. ''But if they weren't, the kids would just take their books to the blockades.</w:t>
+        <w:t>Beer taxes haven't increased since 1951. And Anheuser-Busch Cos. is tapping populist resentment with its ''Can the Beer Tax'' campaign.</w:t>
         <w:br/>
-        <w:t>We'd still be activists.''</w:t>
+        <w:t>The campaign, launched on television and in newspapers in July, has produced results: more than 1 million letters sent to Congress and more than 1 million signatures on can-the-beer-tax petitions, says spokesman Pete Faur.</w:t>
         <w:br/>
-        <w:t>The rallying cry of the '60s was the Vietnam War. While ensuing decades saw pockets of protests against U.S. policy in Central America and corporate divestment from South Africa, students by and large were caught up in the '80s quest for high-dollar careers.</w:t>
+        <w:t>''A wealthy individual in this country can pay dues at three country clubs, buy his wife a fur coat for her birthday and a diamond necklace for Christmas, then sell some stocks and bonds to pay for it all - and he won't pay a cent in federal excise taxes,'' says Stephen Lamright, a brewery vice president.</w:t>
         <w:br/>
-        <w:t>Today's students haven't lost sight of key foreign issues. But today's protests clearly hit closer to campus.</w:t>
+        <w:t>Desiree Schuster, 64, a St. Louis homemaker, says that the beer tax could sound the death knell for taverns in her German-influenced neighborhood.</w:t>
         <w:br/>
-        <w:t>Top of the list: diversity. Students are passionate about the need for greater minority representation, not only on campus, but also among tenured faculty. Other sore spots are racism and escalating college costs.</w:t>
+        <w:t>''Twenty years ago, south St. Louis was all German, and there was a tavern on every block,'' Schuster says.</w:t>
         <w:br/>
-        <w:t>''What makes this activism different is that it's not just 'radicals,' but everyday students who are reacting to things that affect their lives, like the prospect of being in debt for years to come,'' says Julianne Marley, U.S. Student Association, Washington, D.C. ''I think campuses have just begun to see the spark. There's going to be fire.'' Feeling the heat:</w:t>
+        <w:t>''Now, there's one every six blocks,'' she says.</w:t>
         <w:br/>
-        <w:t>- -</w:t>
+        <w:t>''The little guy doesn't have a chance.''</w:t>
         <w:br/>
-        <w:t>- Temple University (Philadelphia). -An altercation on April 26 between black students and white fraternity members left a black female student with a broken ankle and bruised ribs at the hands of a white campus police officer. Last week, black students blocked off five campus entrances until the president agreed to a meeting about disciplining the officer.</w:t>
         <w:br/>
-        <w:t>- University of Wisconsin-Madison. -Over the past few weeks, students - incensed by ROTC's anti-homosexual policy - staged a five-day sleep-in. Police hauled 40 students from the offices of the university system president.</w:t>
+        <w:t>Notes</w:t>
         <w:br/>
-        <w:t>- Wesleyan University (Middletown, Conn.). -Students pushed administrators to call off classes Tuesday so they could stage a rally protesting violent incidents in the past month, including vandalism at the school's Afro-American center.</w:t>
         <w:br/>
-        <w:t>- Hunter College (New York). -Last week, students blocked off Lexington Avenue and occupied administration buildings to protest proposed tuition hikes and financial aid cutbacks.</w:t>
-        <w:br/>
-        <w:t>''If we don't win, most of us will have to drop out of school. The fight is not over,'' says Hunter sophomore Yor-El Francis, 19, one of many working- class minorities enrolled at the school. ''We'll see if we can rent buses and go to Albany to see our legislators.''</w:t>
-        <w:br/>
-        <w:t>Students gunning for concrete concessions know that brains can be more effective than brawn. Within hours of Mills' decision to resist the tide of change, students had set up a press office. Equally focused, Hunter students decided against challenging Mayor David Dinkins' promise to arrest those blocking the street in front of the school.</w:t>
-        <w:br/>
-        <w:t>''We're talking about tuition. This is not about fighting the police,'' says Francis.</w:t>
-        <w:br/>
-        <w:t>Oberlin's Kiss didn't set out to challenge police; he says today's methods are more sophisticated.</w:t>
-        <w:br/>
-        <w:t>''The conservative '80s were rough on progressive people,'' he says. ''Anyone at it now has learned to refine their tactics.''</w:t>
-        <w:br/>
-        <w:t>Where did this movement come from?</w:t>
-        <w:br/>
-        <w:t>Besides being propelled by dollars-and-cents issues, many point a finger at the conservative lull of the past decade.</w:t>
-        <w:br/>
-        <w:t>''There's a marked interest in activism here,'' says Charles Moody, vice provost for minority affairs at the University of Michigan, which has experienced racial tension over the years. ''People talk about the selfishness of the '80s, and I think students want to show this is a different decade, a new generation who will get involved and try to change things.''</w:t>
-        <w:br/>
-        <w:t>How far will it go?</w:t>
-        <w:br/>
-        <w:t>Students interviewed say they remain undeterred by shows of police force. Many say riot gear and dogs often greet their rallies. One says that a SWAT team was on call. A few, like Kiss, say that ''a couple of false moves'' would have turned their gathering into another Kent State, where four students died when the National Guard opened fire.</w:t>
-        <w:br/>
-        <w:t>But administrators say they remember May 4, 1970.</w:t>
-        <w:br/>
-        <w:t>''Any threat of violence is the line beyond which both administrators and protesters can't cross,'' says Peter Liacouras, president of Temple University, which called in Philadelphia police to monitor a recent demonstration. ''But you also need to provide a forum for people to air their debates.''</w:t>
-        <w:br/>
-        <w:t>Patrick Penn, Oberlin's dean of students, takes a similar administrative stand on campus activism. He says it's a double-edged sword that needs to be tempered with open dialogue.</w:t>
-        <w:br/>
-        <w:t>''I'm concerned when they go beyond the parameters of the law,'' he says. ''But I'm also pleased to have critically thinking students who are willing to stand up for what they hold dear. It's part of the American tradition.''</w:t>
-        <w:br/>
-        <w:t>But for many students today, the past is best left to the history books. Mention that '60s-forged tradition to Kiss, and the retort is quick and piercing: ''I'm not doing this for nostalgia.''</w:t>
+        <w:t>Ribbon Label; WHITTLING THE DEFICIT, RACING THE CLOCK; 1 FIRST; 4 FINAL</w:t>
       </w:r>
     </w:p>
     <w:sectPr>

--- a/example_articles/setting/Urban/6.setting_Urban_Other_publisher.docx
+++ b/example_articles/setting/Urban/6.setting_Urban_Other_publisher.docx
@@ -7,9 +7,7 @@
         <w:pStyle w:val="Heading1"/>
       </w:pPr>
       <w:r>
-        <w:t>How budget wars playing at home;</w:t>
-        <w:br/>
-        <w:t>In St. Louis, a revolt brewing</w:t>
+        <w:t>David Cannon: 2023 candidate for Aurora City Council Ward 5</w:t>
       </w:r>
     </w:p>
     <w:p>
@@ -19,22 +17,22 @@
     </w:p>
     <w:p>
       <w:r>
-        <w:t>Date: 1990-09-13</w:t>
+        <w:t>Date: 2023-04-02</w:t>
       </w:r>
     </w:p>
     <w:p>
       <w:r>
-        <w:t>Section: NEWS; Pg. 8A</w:t>
+        <w:t>Section: NEWS; Pg. 0</w:t>
       </w:r>
     </w:p>
     <w:p>
       <w:r>
-        <w:t>Source file: Other publishers/Files (500) (16).DOCX</w:t>
+        <w:t>Source file: Other publishers/Files (500) (3).DOCX</w:t>
       </w:r>
     </w:p>
     <w:p>
       <w:r>
-        <w:t>Raw locations result, 'locations': ['Missouri']</w:t>
+        <w:t>Raw locations result, 'locations': ['Illinois']</w:t>
       </w:r>
     </w:p>
     <w:p>
@@ -51,39 +49,17 @@
     </w:p>
     <w:p>
       <w:r>
-        <w:t>Beer drinkers living in the shadow of the Anheuser-Busch brewery are taking a stand over their six-packs.</w:t>
+        <w:t xml:space="preserve">Bio Town: Aurora Age on Election Day: 34 Occupation: Accountant Employer: Robert Half Previous offices held: N/A Q&amp;A Q: What is the most serious issue your community will face in the coming years and how should the city council respond to it? A: We are currently in a housing crisis locally, and will continue to be unless we start building more units, changing zoning restrictions, and taking a more active role in development. Housing is in short supply — less than half of 1% of units are available currently — leading to higher and higher rents. At the bottom end of the market, this is pushing people out of housing, and making it extremely difficult for the working class to afford even a modest unit. We should pilot a municipal land bank — a local authority to manage inventory of surplus land — which would give cooperatives and nonprofits a right of first refusal to acquire and redevelop city owned property. </w:t>
         <w:br/>
-        <w:t>''It's not like they're taxing milk or bread, but beer is sort of like the poor man's psychiatrist,'' says Don Jefferson, 52, a truck driver.</w:t>
-        <w:br/>
-        <w:t>''A poor man can't afford a $ 100-an-hour shrink, but he can afford a $ 3.60 six pack - at least he can for now.''</w:t>
-        <w:br/>
-        <w:t>In this working-class neighborhood on the city's south side, proposed increases in the federal excise tax on beer are a sign that politicians appear to have lost touch with the common man.</w:t>
-        <w:br/>
-        <w:t>''Why don't they tax diamonds and furs and foreign stuff?'' asks construction worker George Bertanelli, 42.  ''If you can afford that kind of thing, paying more taxes isn't going to bother you.''</w:t>
-        <w:br/>
-        <w:t>In fact, taxes on luxury items are being considered as part of deficit reduction.</w:t>
-        <w:br/>
-        <w:t>As for beer, taxes could double or more, from the current 16 cents a six- pack.</w:t>
-        <w:br/>
-        <w:t>Beer taxes haven't increased since 1951. And Anheuser-Busch Cos. is tapping populist resentment with its ''Can the Beer Tax'' campaign.</w:t>
-        <w:br/>
-        <w:t>The campaign, launched on television and in newspapers in July, has produced results: more than 1 million letters sent to Congress and more than 1 million signatures on can-the-beer-tax petitions, says spokesman Pete Faur.</w:t>
-        <w:br/>
-        <w:t>''A wealthy individual in this country can pay dues at three country clubs, buy his wife a fur coat for her birthday and a diamond necklace for Christmas, then sell some stocks and bonds to pay for it all - and he won't pay a cent in federal excise taxes,'' says Stephen Lamright, a brewery vice president.</w:t>
-        <w:br/>
-        <w:t>Desiree Schuster, 64, a St. Louis homemaker, says that the beer tax could sound the death knell for taverns in her German-influenced neighborhood.</w:t>
-        <w:br/>
-        <w:t>''Twenty years ago, south St. Louis was all German, and there was a tavern on every block,'' Schuster says.</w:t>
-        <w:br/>
-        <w:t>''Now, there's one every six blocks,'' she says.</w:t>
-        <w:br/>
-        <w:t>''The little guy doesn't have a chance.''</w:t>
+        <w:t>Fox Valley Habitat for Humanity and Neighbor Project cannot do this alone. We must support their ongoing efforts and expand the scope of not-for-profit housing development in Aurora. Q: How would you describe the state of your community's finances? A: Working people are struggling right now. We are feeling it at the grocery store, our utility bills, and our monthly rent. The number of individuals receiving food at the Aurora Area Interfaith Food Pantry in January 2023 was nearly double what it was in 2021 and 2022. We must come together to help one another in bad times in order to prosper together in good. The city must do more for the people that live here. We could improve the financial health of the city (and regain public trust) by banning political contributions by people and businesses who do business with the city, effectively ending pay-to-play. Also, there should be more transparency in city contracts. Q: What should be the three top priorities for spending in your community during the next four years? A: From talking to my neighbors, I believe we should prioritize spending on Housing (more, affordable, sustainable); Infrastructure (roads, bridges, sidewalks); and Social Services (senior and disability services, access to food, homelessness services, mental health services). That said, I believe we should determine spending more democratically than we currently do by implementing a practice of participatory budgeting — where Aurorans would directly decide how to spend our own tax money. This is already happening successfully in thousands of cities around the world. This structure would give some power back to the citizens and give us more reason to care about what goes on at the city level. Q: Are there areas of spending that need to be curtailed? If so, what are they? A: TIF districts must be reined in. These are supposed to be used for infrastructure that benefits all citizens. We must stop giving massive handouts of public money to private corporations headquartered elsewhere. They are extractive, expensive, and risky. We are not a private equity firm, but a municipality. Let's act like one. Also, we should transition the city's fleet from gas to electric as soon as possible. Many different models of reliable, long-range electric vehicles are currently available, and should be leveraged. They are more efficient, cheaper to operate, and cheaper to maintain, not to mention better for the environment. This is a guaranteed return on investment and should be pursued in earnest. Q: What do you see as the most important infrastructure project the community must address? Why and how should it be paid for? Conversely, during these uncertain economic times, what project(s) can be put on the back burner? A: In the 5th Ward, I will finish the sound barrier on Orchard. The affected residents have put up with this nuisance for far too long. The current alderman has had two terms to resolve the problem, yet here we are, still waiting. If I am elected, I will see it through. It will be completed with input from the residents of the 5th Ward and it will be done correctly. The casino development project should be put on the back burner. Under the current administration, we are about to take out a $58M+ municipal bond, which is supposed to be repaid by a TIF district on a new casino space. As we appear to be entering into a recession, this move is highly risky and should be reconsidered. With the gaming expansion signed into law in 2019, the suburban casino market is about to become highly saturated. Six brand new casinos will be built in Illinois, including one in Chicago proper. And if that wasn't enough, Penn Gaming is also building a new casino in Joliet. Q: Describe your experience working in a group setting to determine policy. What is your style in such a setting to reach agreement and manage local government? Explain how you think that will be effective in producing effective actions and decisions with your city council. A: I have determined policy on a number of boards. My approach is democratic — Does what we're writing take into account the will of the people, or is it being dictated from above? Policy should be simple, yet precise. I will consult with city employees, policy experts, and my constituents whenever crafting ordinances. I will work with my fellow alderpeople to improve well-being, maintain infrastructure, and build community in our fair city. We will demand more on behalf of the working families of Aurora and we will get it. If you vote yes on everything that comes before you, why do you even bother calling it a democracy? And if there is conflict, so be it. Conflict is not necessarily bad — it can help you get to the essence of an issue and resolve it through good communication and negotiation. The alternative is often bad policy. Q: What makes you the best candidate for the job? A: When confronted by a pollution problem from the Hello Fresh plant, I rallied residents who had already created a survey and begun gathering air quality data. We canvassed the neighborhood and held public forums to determine the facts of the situation and to form a plan of action. After doing our due diligence, we presented our findings to the city council and demanded action. Hello Fresh was forced to respond publicly and remedies have been promised. We will continue to hold them accountable until the issue is resolved. This is what an alderperson should be doing. I will not dismiss your concerns when it is inconvenient for me. I will fight for what is right, no matter what. I will not be a rubber stamp. I cannot be bought. I will not be intimidated by bullies. I am an excellent listener and am highly empathetic. I will fight for my constituents and work tirelessly for your benefit. I hope to surprise you with my creativity, attention, and passion for good governance. Q: What's one good idea you have to better the community that no one is talking about yet? A: I have heard many of my neighbors voice concern about speeding and traffic accidents on West Galena Boulevard. There have been a number of deadly accidents on this stretch in recent years. Reducing speed would not only reduce the number of traffic accidents, but also the likelihood of death in these collisions. A novel solution to this problem is to convert Galena from a four-lane undivided road into a three-lane undivided road that consists of two through traffic lanes and a two-way left-turn lane in the center. Benefits include: crash reduction; fewer rear-end and left-turn crashes; fewer lanes for people walking to cross; provides space for bicycle lanes, bus stops, curb extensions or other uses; simplifies left turns from side streets; smoother traffic flow; and less lane switching. Is it possible that a little paint could make walking and biking safer (think WAHS and Greenman), improve public safety, and save us money and lives? I think it's worth asking the question.</w:t>
         <w:br/>
         <w:br/>
-        <w:t>Notes</w:t>
+        <w:t>Graphic</w:t>
         <w:br/>
         <w:br/>
-        <w:t>Ribbon Label; WHITTLING THE DEFICIT, RACING THE CLOCK; 1 FIRST; 4 FINAL</w:t>
+        <w:t xml:space="preserve"> </w:t>
+        <w:br/>
+        <w:t>David Cannon</w:t>
       </w:r>
     </w:p>
     <w:sectPr>

--- a/example_articles/setting/Urban/6.setting_Urban_Other_publisher.docx
+++ b/example_articles/setting/Urban/6.setting_Urban_Other_publisher.docx
@@ -7,7 +7,9 @@
         <w:pStyle w:val="Heading1"/>
       </w:pPr>
       <w:r>
-        <w:t>David Cannon: 2023 candidate for Aurora City Council Ward 5</w:t>
+        <w:t>Darby discovers its history;</w:t>
+        <w:br/>
+        <w:t>A Main St. face-lift is seen as a catalyst in this first-ring suburb.</w:t>
       </w:r>
     </w:p>
     <w:p>
@@ -17,22 +19,22 @@
     </w:p>
     <w:p>
       <w:r>
-        <w:t>Date: 2023-04-02</w:t>
+        <w:t>Date: 2001-08-09</w:t>
       </w:r>
     </w:p>
     <w:p>
       <w:r>
-        <w:t>Section: NEWS; Pg. 0</w:t>
+        <w:t>Section: NEIGHBORS MAIN LINE; Pg. MD01</w:t>
       </w:r>
     </w:p>
     <w:p>
       <w:r>
-        <w:t>Source file: Other publishers/Files (500) (3).DOCX</w:t>
+        <w:t>Source file: Other publishers/Files (500) (26).DOCX</w:t>
       </w:r>
     </w:p>
     <w:p>
       <w:r>
-        <w:t>Raw locations result, 'locations': ['Illinois']</w:t>
+        <w:t>Raw locations result, 'locations': ['Pennsylvania']</w:t>
       </w:r>
     </w:p>
     <w:p>
@@ -49,9 +51,51 @@
     </w:p>
     <w:p>
       <w:r>
-        <w:t xml:space="preserve">Bio Town: Aurora Age on Election Day: 34 Occupation: Accountant Employer: Robert Half Previous offices held: N/A Q&amp;A Q: What is the most serious issue your community will face in the coming years and how should the city council respond to it? A: We are currently in a housing crisis locally, and will continue to be unless we start building more units, changing zoning restrictions, and taking a more active role in development. Housing is in short supply — less than half of 1% of units are available currently — leading to higher and higher rents. At the bottom end of the market, this is pushing people out of housing, and making it extremely difficult for the working class to afford even a modest unit. We should pilot a municipal land bank — a local authority to manage inventory of surplus land — which would give cooperatives and nonprofits a right of first refusal to acquire and redevelop city owned property. </w:t>
+        <w:t>In a little town skirting the edge of Philadelphia, where more than 11,000 people live within less than one square mile, there is a wealth of American history - and a project is under way to protect it.</w:t>
         <w:br/>
-        <w:t>Fox Valley Habitat for Humanity and Neighbor Project cannot do this alone. We must support their ongoing efforts and expand the scope of not-for-profit housing development in Aurora. Q: How would you describe the state of your community's finances? A: Working people are struggling right now. We are feeling it at the grocery store, our utility bills, and our monthly rent. The number of individuals receiving food at the Aurora Area Interfaith Food Pantry in January 2023 was nearly double what it was in 2021 and 2022. We must come together to help one another in bad times in order to prosper together in good. The city must do more for the people that live here. We could improve the financial health of the city (and regain public trust) by banning political contributions by people and businesses who do business with the city, effectively ending pay-to-play. Also, there should be more transparency in city contracts. Q: What should be the three top priorities for spending in your community during the next four years? A: From talking to my neighbors, I believe we should prioritize spending on Housing (more, affordable, sustainable); Infrastructure (roads, bridges, sidewalks); and Social Services (senior and disability services, access to food, homelessness services, mental health services). That said, I believe we should determine spending more democratically than we currently do by implementing a practice of participatory budgeting — where Aurorans would directly decide how to spend our own tax money. This is already happening successfully in thousands of cities around the world. This structure would give some power back to the citizens and give us more reason to care about what goes on at the city level. Q: Are there areas of spending that need to be curtailed? If so, what are they? A: TIF districts must be reined in. These are supposed to be used for infrastructure that benefits all citizens. We must stop giving massive handouts of public money to private corporations headquartered elsewhere. They are extractive, expensive, and risky. We are not a private equity firm, but a municipality. Let's act like one. Also, we should transition the city's fleet from gas to electric as soon as possible. Many different models of reliable, long-range electric vehicles are currently available, and should be leveraged. They are more efficient, cheaper to operate, and cheaper to maintain, not to mention better for the environment. This is a guaranteed return on investment and should be pursued in earnest. Q: What do you see as the most important infrastructure project the community must address? Why and how should it be paid for? Conversely, during these uncertain economic times, what project(s) can be put on the back burner? A: In the 5th Ward, I will finish the sound barrier on Orchard. The affected residents have put up with this nuisance for far too long. The current alderman has had two terms to resolve the problem, yet here we are, still waiting. If I am elected, I will see it through. It will be completed with input from the residents of the 5th Ward and it will be done correctly. The casino development project should be put on the back burner. Under the current administration, we are about to take out a $58M+ municipal bond, which is supposed to be repaid by a TIF district on a new casino space. As we appear to be entering into a recession, this move is highly risky and should be reconsidered. With the gaming expansion signed into law in 2019, the suburban casino market is about to become highly saturated. Six brand new casinos will be built in Illinois, including one in Chicago proper. And if that wasn't enough, Penn Gaming is also building a new casino in Joliet. Q: Describe your experience working in a group setting to determine policy. What is your style in such a setting to reach agreement and manage local government? Explain how you think that will be effective in producing effective actions and decisions with your city council. A: I have determined policy on a number of boards. My approach is democratic — Does what we're writing take into account the will of the people, or is it being dictated from above? Policy should be simple, yet precise. I will consult with city employees, policy experts, and my constituents whenever crafting ordinances. I will work with my fellow alderpeople to improve well-being, maintain infrastructure, and build community in our fair city. We will demand more on behalf of the working families of Aurora and we will get it. If you vote yes on everything that comes before you, why do you even bother calling it a democracy? And if there is conflict, so be it. Conflict is not necessarily bad — it can help you get to the essence of an issue and resolve it through good communication and negotiation. The alternative is often bad policy. Q: What makes you the best candidate for the job? A: When confronted by a pollution problem from the Hello Fresh plant, I rallied residents who had already created a survey and begun gathering air quality data. We canvassed the neighborhood and held public forums to determine the facts of the situation and to form a plan of action. After doing our due diligence, we presented our findings to the city council and demanded action. Hello Fresh was forced to respond publicly and remedies have been promised. We will continue to hold them accountable until the issue is resolved. This is what an alderperson should be doing. I will not dismiss your concerns when it is inconvenient for me. I will fight for what is right, no matter what. I will not be a rubber stamp. I cannot be bought. I will not be intimidated by bullies. I am an excellent listener and am highly empathetic. I will fight for my constituents and work tirelessly for your benefit. I hope to surprise you with my creativity, attention, and passion for good governance. Q: What's one good idea you have to better the community that no one is talking about yet? A: I have heard many of my neighbors voice concern about speeding and traffic accidents on West Galena Boulevard. There have been a number of deadly accidents on this stretch in recent years. Reducing speed would not only reduce the number of traffic accidents, but also the likelihood of death in these collisions. A novel solution to this problem is to convert Galena from a four-lane undivided road into a three-lane undivided road that consists of two through traffic lanes and a two-way left-turn lane in the center. Benefits include: crash reduction; fewer rear-end and left-turn crashes; fewer lanes for people walking to cross; provides space for bicycle lanes, bus stops, curb extensions or other uses; simplifies left turns from side streets; smoother traffic flow; and less lane switching. Is it possible that a little paint could make walking and biking safer (think WAHS and Greenman), improve public safety, and save us money and lives? I think it's worth asking the question.</w:t>
+        <w:t>Many expect the face-lift that will be given to nearly 25 commercial buildings downtown deemed to have historic merit will not only stimulate economic development in this first-ring suburb, but also spur interest in the preservation of the residential housing just blocks away. Final plans for the design of the Darby Main Street facade-improvement project are near completion. Officials hope to put the project out for bids this fall.</w:t>
+        <w:br/>
+        <w:t>It is not hard to find remnants of Darby's past on Main Street, where traces of history still can be seen on the pre-Civil War buildings that stand alongside those built in the 20th century.</w:t>
+        <w:br/>
+        <w:t>Six years ago, after securing initial funding through a Community Development Block Grant, the borough began revitalizing the 300 to 900 blocks of Main Street. Improvements to the streets and the buildings are expected to be finished within 18 months, along with an upgrade to the SEPTA transportation hub in the center of town.</w:t>
+        <w:br/>
+        <w:t>Beverlee Barnes, manager of the preservation section of the Delaware County Planning Department, said her agency would help ensure that Darby's qualities remain a priority in the redevelopment process.</w:t>
+        <w:br/>
+        <w:t>"Darby's asset is its historic character, and the Main Street project will identify those . . . features," Barnes said. "And because the downtown area is so close to the other homes along that street that are also important to Darby's history, we expect the revitalization will positively impact the whole area."</w:t>
+        <w:br/>
+        <w:t>Darby Borough, settled in 1682 by English and Irish Quakers, was once considered a center of commerce. The prosperous mill town alongside Darby Creek at one time encompassed nearly all of eastern Delaware County.</w:t>
+        <w:br/>
+        <w:t>"When I came here in 1923, that Wednesday after Labor Day, it was a booming town," recalled resident Fred Trent, now 97. "Down along the creek, that's where all the mills were, and there were boats traveling along it that were 60 or 70 feet long. Now, you can't get through with a rowboat."</w:t>
+        <w:br/>
+        <w:t>Lindy Wardell, president of the Darby Borough Historical and Preservation Society, said she had spent the last 12 years researching and chronicling the borough's fascinating past.</w:t>
+        <w:br/>
+        <w:t>"I moved here in 1989, and within one month, I had discovered an old cemetery which held much of Darby's history," she said recently. "I couldn't believe what I'd found, and I haven't stopped searching since."</w:t>
+        <w:br/>
+        <w:t>Wardell said she discovered nearly 300 graves hidden beneath years of debris on the grounds of the Mount Zion Cemetery on Springfield Road, including those of Civil War soldiers and relatives of Abraham Lincoln and Daniel Boone.</w:t>
+        <w:br/>
+        <w:t>Inspired by her find, Wardell pressed on, and in 1997, organized the first "walking tour" of Darby to showcase the history of this working-class neighborhood.</w:t>
+        <w:br/>
+        <w:t>"Buffalo Bill Cody's parents lived here in 1863," Wardell said "W.C. Fields was born here in what was once the Arlington Hotel, and the Bunting Friendship Freedom House was part of the Underground Railroad."</w:t>
+        <w:br/>
+        <w:t>The Bunting House, still standing at 1205 Main St., was started in 1724 and completed in 1730 by Samuel Bunting, a descendant of one of the original founders of Darby, Wardell said.</w:t>
+        <w:br/>
+        <w:t>The Delaware County Planning Department acknowledges that although the focus of the town's revitalization has been on the commercial district, the historical significance of this house, and a number of others on Main Street, is unmistakable.</w:t>
+        <w:br/>
+        <w:t>"The Bunting House . . . was once a beautiful colonial home with lots of history attached to it," said Barnes of the building that is now vacant and boarded. "We hate to see any buildings that are historically important to a community get lost."</w:t>
+        <w:br/>
+        <w:t>Another station along the Underground Railroad was the Fearne Mansion, at 1006 Main St., now occupied by the DeLuca family.</w:t>
+        <w:br/>
+        <w:t>Built in 1734, it is one of the oldest homes in the borough. Inside the fieldstone, creekstone and wood house, trapdoors and hidden staircases exist alongside bedrooms that still have working fireplaces. The front Dutch door has its original brass fixtures. Explaining the wax drippings that coat the basement floor, Wardell said it is believed that slaves made candles there to illuminate their nighttime escapes.</w:t>
+        <w:br/>
+        <w:t>Across the street, at 1001 Main St., is the Darby Free Library, which claims to be the nation's oldest public library, in continuous service since 1743. It contains an original set of books shipped from England in 1743, Wardell said.</w:t>
+        <w:br/>
+        <w:t>The Painter House, at 1016 Main St., a Queen Anne-style home built in 1870, has been occupied by the Montague family since 1977. The spacious parlor still has its original solid chestnut sliding doors, and 131-year-old daisy-patterned doorknobs still grace the front door.</w:t>
+        <w:br/>
+        <w:t>The Darby Friends Meeting House, at 1017 Main St., was built by Quakers in 1805. Members can boast that the Meeting House is still in its original state, and its active congregation gathers there every Sunday. It is the only building in Darby that is listed on the National Register of Historic Places.</w:t>
+        <w:br/>
+        <w:t>Barnes said that she hoped that an outcome of the Main Street revitalization project would be that more homes and buildings on the high end of the block would get the recognition they deserved.</w:t>
+        <w:br/>
+        <w:t xml:space="preserve">Deborah Bolling's e-mail address is dbolling@phillynews.com.  </w:t>
         <w:br/>
         <w:br/>
         <w:t>Graphic</w:t>
@@ -59,7 +103,13 @@
         <w:br/>
         <w:t xml:space="preserve"> </w:t>
         <w:br/>
-        <w:t>David Cannon</w:t>
+        <w:t>PHOTO;</w:t>
+        <w:br/>
+        <w:t>JOAN FAIRMAN KANES, Inquirer Suburban Staff</w:t>
+        <w:br/>
+        <w:t>Lindy Wardell, president of the Darby Borough Historical and Preservation Society, stands outside the Darby Friends Meeting House, built in 1805. Darby Borough was settled in 1682 by English and Irish Quakers.</w:t>
+        <w:br/>
+        <w:t>Among the historic homes in the borough are the Fearne Mansion (left), built in 1734 and a stop on the Underground Railroad, and the Painter House (right, behind tree), built in 1870. Both are in the 1000 block of Main Street.</w:t>
       </w:r>
     </w:p>
     <w:sectPr>
